--- a/tillsynsmail/A 4572-2025 tillsynsbegäran mail.docx
+++ b/tillsynsmail/A 4572-2025 tillsynsbegäran mail.docx
@@ -14,7 +14,7 @@
     </w:p>
     <w:p>
       <w:r>
-        <w:t>I det avverkningsanmälda området har 4 naturvårdsarter varav 2 rödlistade arter hittats.</w:t>
+        <w:t>I det avverkningsanmälda området har 5 naturvårdsarter varav 3 rödlistade arter hittats.</w:t>
       </w:r>
     </w:p>
     <w:p>

--- a/tillsynsmail/A 4572-2025 tillsynsbegäran mail.docx
+++ b/tillsynsmail/A 4572-2025 tillsynsbegäran mail.docx
@@ -14,7 +14,7 @@
     </w:p>
     <w:p>
       <w:r>
-        <w:t>I det avverkningsanmälda området har 6 naturvårdsarter varav 4 rödlistade arter hittats.</w:t>
+        <w:t>I det avverkningsanmälda området har 7 naturvårdsarter varav 4 rödlistade arter hittats.</w:t>
       </w:r>
     </w:p>
     <w:p>

--- a/tillsynsmail/A 4572-2025 tillsynsbegäran mail.docx
+++ b/tillsynsmail/A 4572-2025 tillsynsbegäran mail.docx
@@ -14,7 +14,7 @@
     </w:p>
     <w:p>
       <w:r>
-        <w:t>I det avverkningsanmälda området har 15 naturvårdsarter varav 9 rödlistade arter hittats.</w:t>
+        <w:t>I det avverkningsanmälda området har 16 naturvårdsarter varav 9 rödlistade arter hittats.</w:t>
       </w:r>
     </w:p>
     <w:p>

--- a/tillsynsmail/A 4572-2025 tillsynsbegäran mail.docx
+++ b/tillsynsmail/A 4572-2025 tillsynsbegäran mail.docx
@@ -14,7 +14,7 @@
     </w:p>
     <w:p>
       <w:r>
-        <w:t>I det avverkningsanmälda området har 16 naturvårdsarter varav 9 rödlistade arter hittats.</w:t>
+        <w:t>I det avverkningsanmälda området har 18 naturvårdsarter varav 11 rödlistade arter hittats.</w:t>
       </w:r>
     </w:p>
     <w:p>

--- a/tillsynsmail/A 4572-2025 tillsynsbegäran mail.docx
+++ b/tillsynsmail/A 4572-2025 tillsynsbegäran mail.docx
@@ -14,7 +14,7 @@
     </w:p>
     <w:p>
       <w:r>
-        <w:t>I det avverkningsanmälda området har 18 naturvårdsarter varav 11 rödlistade arter hittats.</w:t>
+        <w:t>I det avverkningsanmälda området har 20 naturvårdsarter varav 12 rödlistade arter hittats.</w:t>
       </w:r>
     </w:p>
     <w:p>

--- a/tillsynsmail/A 4572-2025 tillsynsbegäran mail.docx
+++ b/tillsynsmail/A 4572-2025 tillsynsbegäran mail.docx
@@ -14,7 +14,7 @@
     </w:p>
     <w:p>
       <w:r>
-        <w:t>I det avverkningsanmälda området har 20 naturvårdsarter varav 12 rödlistade arter hittats.</w:t>
+        <w:t>I det avverkningsanmälda området har 26 naturvårdsarter varav 14 rödlistade arter hittats.</w:t>
       </w:r>
     </w:p>
     <w:p>

--- a/tillsynsmail/A 4572-2025 tillsynsbegäran mail.docx
+++ b/tillsynsmail/A 4572-2025 tillsynsbegäran mail.docx
@@ -14,7 +14,7 @@
     </w:p>
     <w:p>
       <w:r>
-        <w:t>I det avverkningsanmälda området har 26 naturvårdsarter varav 14 rödlistade arter hittats.</w:t>
+        <w:t>I det avverkningsanmälda området har 37 naturvårdsarter varav 18 rödlistade arter hittats.</w:t>
       </w:r>
     </w:p>
     <w:p>

--- a/tillsynsmail/A 4572-2025 tillsynsbegäran mail.docx
+++ b/tillsynsmail/A 4572-2025 tillsynsbegäran mail.docx
@@ -14,7 +14,7 @@
     </w:p>
     <w:p>
       <w:r>
-        <w:t>I det avverkningsanmälda området har 37 naturvårdsarter varav 18 rödlistade arter hittats.</w:t>
+        <w:t>I det avverkningsanmälda området har 38 naturvårdsarter varav 19 rödlistade arter hittats.</w:t>
       </w:r>
     </w:p>
     <w:p>

--- a/tillsynsmail/A 4572-2025 tillsynsbegäran mail.docx
+++ b/tillsynsmail/A 4572-2025 tillsynsbegäran mail.docx
@@ -14,7 +14,7 @@
     </w:p>
     <w:p>
       <w:r>
-        <w:t>I det avverkningsanmälda området har 38 naturvårdsarter varav 19 rödlistade arter hittats.</w:t>
+        <w:t>I det avverkningsanmälda området har 39 naturvårdsarter varav 21 rödlistade arter hittats.</w:t>
       </w:r>
     </w:p>
     <w:p>
